--- a/report/final_report - 副本.docx
+++ b/report/final_report - 副本.docx
@@ -45,8 +45,6 @@
       <w:r>
         <w:t>1 Introduction</w:t>
       </w:r>
-      <w:bookmarkStart w:id="0" w:name="_GoBack"/>
-      <w:bookmarkEnd w:id="0"/>
     </w:p>
     <w:p>
       <w:r>
@@ -1136,7 +1134,7 @@
           <w:sz w:val="24"/>
           <w:szCs w:val="24"/>
         </w:rPr>
-        <w:t>For marshal, we analyzed the main branch points in serialization and deserialization, and designed test inputs to cover successful serialization versus serialization exceptions, successful loading versus corrupted-stream exceptions, normal containers versus recursive or shared-reference containers, normal floating-point values versus special NaN and -0.0 cases, and stable one-process outputs versus environment-sensitive outputs.</w:t>
+        <w:t>For marshal, we analyzed the main branch points in serialization and deserialization, and designed test inputs to cover successful serialization versus  serialization exceptions, successful loading versus corrupted-stream exceptions, normal containers versus recursive or shared-reference containers,  normal floating-point values versus special NaN and -0.0 cases, and repeated dumps within the same process.</w:t>
       </w:r>
     </w:p>
     <w:p>
@@ -1165,35 +1163,6 @@
           <w:sz w:val="24"/>
           <w:szCs w:val="24"/>
         </w:rPr>
-        <w:t xml:space="preserve">In particular, the set_strings and frozenset_strings cases show that under different PYTHONHASHSEED values, the same logical input may produce different marshal byte streams, indicating environment-sensitive branch behavior. Only by covering these major branch outcomes can we reduce the risk that marshal behaves differently under different execution paths. </w:t>
-      </w:r>
-    </w:p>
-    <w:p>
-      <w:pPr>
-        <w:keepNext w:val="0"/>
-        <w:keepLines w:val="0"/>
-        <w:widowControl/>
-        <w:numPr>
-          <w:ilvl w:val="0"/>
-          <w:numId w:val="0"/>
-        </w:numPr>
-        <w:suppressLineNumbers w:val="0"/>
-        <w:spacing w:before="0" w:beforeAutospacing="1" w:after="80" w:afterAutospacing="0" w:line="18" w:lineRule="atLeast"/>
-        <w:ind w:left="360" w:leftChars="0"/>
-        <w:rPr>
-          <w:rFonts w:hint="default" w:ascii="Cambria" w:hAnsi="Cambria" w:eastAsia="Cambria" w:cs="Cambria"/>
-          <w:color w:val="111111"/>
-          <w:sz w:val="24"/>
-          <w:szCs w:val="24"/>
-        </w:rPr>
-      </w:pPr>
-      <w:r>
-        <w:rPr>
-          <w:rFonts w:hint="default" w:ascii="Cambria" w:hAnsi="Cambria" w:eastAsia="Cambria" w:cs="Cambria"/>
-          <w:color w:val="111111"/>
-          <w:sz w:val="24"/>
-          <w:szCs w:val="24"/>
-        </w:rPr>
         <w:t xml:space="preserve">Example test methods:  </w:t>
       </w:r>
     </w:p>
@@ -1492,7 +1461,7 @@
           <w:sz w:val="24"/>
           <w:szCs w:val="24"/>
         </w:rPr>
-        <w:t>For marshal, this provides a more fine-grained way to check whether special conditions can affect the final byte-level representation. We analyzed key conditions in marshal and designed representative inputs to cover whether a floating-point value is NaN, whether a zero-valued float has a negative sign, whether a container is empty or recursive, whether an input byte stream is truncated, whether the first type tag is invalid, and whether the iteration order of an unordered container depends on the execution environment.</w:t>
+        <w:t>For marshal, this provides a more fine-grained way to check whether special conditions can affect the final byte-level representation. We analyzed key conditions in marshal and designed representative inputs to cover whether a floating-point value is NaN, whether a zero-valued float has a negative  sign, whether a container is empty, whether a container is recursive, whether an input byte stream is truncated, and whether the first type tag is  invalid.</w:t>
       </w:r>
     </w:p>
     <w:p>
@@ -1517,7 +1486,7 @@
           <w:sz w:val="24"/>
           <w:szCs w:val="24"/>
         </w:rPr>
-        <w:t xml:space="preserve">These conditions are triggered by representative specimens such as float_nan, float_negative_zero, list_empty / dict_empty, recursive_list / recursive_dict, invalid-tag / truncated- list, and set_strings / frozenset_strings. </w:t>
+        <w:t xml:space="preserve">These conditions are triggered by representative specimens such as float_nan, float_negative_zero, list_empty / dict_empty, recursive_list / recursive_dict, invalid-tag, and truncated-list. </w:t>
       </w:r>
     </w:p>
     <w:p>
@@ -1701,14 +1670,14 @@
           <w:szCs w:val="24"/>
           <w:lang w:val="en-US" w:eastAsia="en-US" w:bidi="ar-SA"/>
         </w:rPr>
-        <w:t>test_targeted_corrupted_streams_raise_reasonable_exc</w:t>
+        <w:t>test_targeted_corrupted_streams_raise_reasonable_exceptions(</w:t>
       </w:r>
       <w:r>
         <w:rPr>
           <w:rStyle w:val="136"/>
           <w:color w:val="111111"/>
         </w:rPr>
-        <w:t>eptions()</w:t>
+        <w:t>)</w:t>
       </w:r>
       <w:r>
         <w:rPr>
@@ -1740,12 +1709,8 @@
     </w:p>
     <w:p>
       <w:pPr>
-        <w:pStyle w:val="4"/>
-        <w:keepNext w:val="0"/>
-        <w:keepLines w:val="0"/>
-        <w:widowControl/>
-        <w:suppressLineNumbers w:val="0"/>
-        <w:spacing w:line="18" w:lineRule="atLeast"/>
+        <w:pStyle w:val="3"/>
+        <w:bidi w:val="0"/>
       </w:pPr>
       <w:r>
         <w:t>4 Compatibility Testing</w:t>
@@ -1798,7 +1763,7 @@
           <w:sz w:val="24"/>
           <w:szCs w:val="24"/>
         </w:rPr>
-        <w:t xml:space="preserve"> We tested the following environmental factors:</w:t>
+        <w:t>We tested the following environmental factors:</w:t>
       </w:r>
     </w:p>
     <w:p>
@@ -3217,6 +3182,8 @@
       <w:pPr>
         <w:pStyle w:val="3"/>
       </w:pPr>
+      <w:bookmarkStart w:id="0" w:name="_GoBack"/>
+      <w:bookmarkEnd w:id="0"/>
       <w:r>
         <w:t>7 Limitations and Recommendations</w:t>
       </w:r>
@@ -3361,6 +3328,133 @@
     <w:p>
       <w:r>
         <w:t>AI assistance was used during the organization and wording of this report, but the final content was manually reviewed, revised, and aligned with the actual test results.</w:t>
+      </w:r>
+    </w:p>
+    <w:p/>
+    <w:p>
+      <w:r>
+        <w:drawing>
+          <wp:inline distT="0" distB="0" distL="114300" distR="114300">
+            <wp:extent cx="6216015" cy="3931285"/>
+            <wp:effectExtent l="0" t="0" r="1905" b="635"/>
+            <wp:docPr id="1" name="图片 1"/>
+            <wp:cNvGraphicFramePr>
+              <a:graphicFrameLocks xmlns:a="http://schemas.openxmlformats.org/drawingml/2006/main" noChangeAspect="1"/>
+            </wp:cNvGraphicFramePr>
+            <a:graphic xmlns:a="http://schemas.openxmlformats.org/drawingml/2006/main">
+              <a:graphicData uri="http://schemas.openxmlformats.org/drawingml/2006/picture">
+                <pic:pic xmlns:pic="http://schemas.openxmlformats.org/drawingml/2006/picture">
+                  <pic:nvPicPr>
+                    <pic:cNvPr id="1" name="图片 1"/>
+                    <pic:cNvPicPr>
+                      <a:picLocks noChangeAspect="1"/>
+                    </pic:cNvPicPr>
+                  </pic:nvPicPr>
+                  <pic:blipFill>
+                    <a:blip r:embed="rId6"/>
+                    <a:stretch>
+                      <a:fillRect/>
+                    </a:stretch>
+                  </pic:blipFill>
+                  <pic:spPr>
+                    <a:xfrm>
+                      <a:off x="0" y="0"/>
+                      <a:ext cx="6216015" cy="3931285"/>
+                    </a:xfrm>
+                    <a:prstGeom prst="rect">
+                      <a:avLst/>
+                    </a:prstGeom>
+                    <a:noFill/>
+                    <a:ln>
+                      <a:noFill/>
+                    </a:ln>
+                  </pic:spPr>
+                </pic:pic>
+              </a:graphicData>
+            </a:graphic>
+          </wp:inline>
+        </w:drawing>
+      </w:r>
+    </w:p>
+    <w:p>
+      <w:pPr>
+        <w:rPr>
+          <w:rFonts w:hint="eastAsia" w:eastAsia="宋体"/>
+          <w:lang w:val="en-US" w:eastAsia="zh-CN"/>
+        </w:rPr>
+      </w:pPr>
+      <w:r>
+        <w:rPr>
+          <w:rFonts w:hint="eastAsia" w:eastAsia="宋体"/>
+          <w:lang w:val="en-US" w:eastAsia="zh-CN"/>
+        </w:rPr>
+        <w:t>Linux截图</w:t>
+      </w:r>
+    </w:p>
+    <w:p>
+      <w:pPr>
+        <w:rPr>
+          <w:rFonts w:hint="eastAsia" w:eastAsia="宋体"/>
+          <w:lang w:val="en-US" w:eastAsia="zh-CN"/>
+        </w:rPr>
+      </w:pPr>
+      <w:r>
+        <w:rPr>
+          <w:rFonts w:hint="eastAsia" w:eastAsia="宋体"/>
+          <w:lang w:val="en-US" w:eastAsia="zh-CN"/>
+        </w:rPr>
+        <w:t>Python3.10</w:t>
+      </w:r>
+    </w:p>
+    <w:p>
+      <w:pPr>
+        <w:rPr>
+          <w:rFonts w:hint="default" w:eastAsia="宋体"/>
+          <w:lang w:val="en-US" w:eastAsia="zh-CN"/>
+        </w:rPr>
+      </w:pPr>
+      <w:r>
+        <w:drawing>
+          <wp:inline distT="0" distB="0" distL="114300" distR="114300">
+            <wp:extent cx="6212205" cy="4079240"/>
+            <wp:effectExtent l="0" t="0" r="5715" b="5080"/>
+            <wp:docPr id="2" name="图片 2"/>
+            <wp:cNvGraphicFramePr>
+              <a:graphicFrameLocks xmlns:a="http://schemas.openxmlformats.org/drawingml/2006/main" noChangeAspect="1"/>
+            </wp:cNvGraphicFramePr>
+            <a:graphic xmlns:a="http://schemas.openxmlformats.org/drawingml/2006/main">
+              <a:graphicData uri="http://schemas.openxmlformats.org/drawingml/2006/picture">
+                <pic:pic xmlns:pic="http://schemas.openxmlformats.org/drawingml/2006/picture">
+                  <pic:nvPicPr>
+                    <pic:cNvPr id="2" name="图片 2"/>
+                    <pic:cNvPicPr>
+                      <a:picLocks noChangeAspect="1"/>
+                    </pic:cNvPicPr>
+                  </pic:nvPicPr>
+                  <pic:blipFill>
+                    <a:blip r:embed="rId7"/>
+                    <a:stretch>
+                      <a:fillRect/>
+                    </a:stretch>
+                  </pic:blipFill>
+                  <pic:spPr>
+                    <a:xfrm>
+                      <a:off x="0" y="0"/>
+                      <a:ext cx="6212205" cy="4079240"/>
+                    </a:xfrm>
+                    <a:prstGeom prst="rect">
+                      <a:avLst/>
+                    </a:prstGeom>
+                    <a:noFill/>
+                    <a:ln>
+                      <a:noFill/>
+                    </a:ln>
+                  </pic:spPr>
+                </pic:pic>
+              </a:graphicData>
+            </a:graphic>
+          </wp:inline>
+        </w:drawing>
       </w:r>
     </w:p>
     <w:sectPr>
@@ -4089,7 +4183,7 @@
     <w:lsdException w:uiPriority="99" w:name="List Bullet 4"/>
     <w:lsdException w:uiPriority="99" w:name="List Bullet 5"/>
     <w:lsdException w:uiPriority="99" w:semiHidden="0" w:name="List Number 2"/>
-    <w:lsdException w:uiPriority="99" w:semiHidden="0" w:name="List Number 3"/>
+    <w:lsdException w:qFormat="1" w:uiPriority="99" w:semiHidden="0" w:name="List Number 3"/>
     <w:lsdException w:uiPriority="99" w:name="List Number 4"/>
     <w:lsdException w:uiPriority="99" w:name="List Number 5"/>
     <w:lsdException w:qFormat="1" w:unhideWhenUsed="0" w:uiPriority="10" w:semiHidden="0" w:name="Title"/>
@@ -4693,6 +4787,7 @@
     <w:name w:val="List Number 3"/>
     <w:basedOn w:val="1"/>
     <w:unhideWhenUsed/>
+    <w:qFormat/>
     <w:uiPriority w:val="99"/>
     <w:pPr>
       <w:numPr>

--- a/report/final_report - 副本.docx
+++ b/report/final_report - 副本.docx
@@ -3189,132 +3189,71 @@
       </w:r>
     </w:p>
     <w:p>
-      <w:r>
-        <w:t>Although the project covers marshal behavior across a range of input types and environment factors, the following limitations and possible improvements remain:</w:t>
+      <w:pPr/>
+      <w:r>
+        <w:t>Although this testing covered marshal's behavior across representative data types, boundary values, fuzzing inputs, and multiple execution environments, some limitations remain. The executed compatibility evidence covers Windows with Python 3.9, 3.10, 3.11, 3.12, and 3.13, Linux with Python 3.10.12, and macOS; however, older Python versions and special hardware architectures such as ARM were not covered.</w:t>
       </w:r>
     </w:p>
     <w:p>
-      <w:pPr>
-        <w:pStyle w:val="14"/>
-      </w:pPr>
-      <w:r>
-        <w:t>The bundled compatibility evidence currently covers Windows with Python 3.9.15 and Linux with Python 3.10.12; macOS and additional Python versions such as 3.11, 3.12, and 3.13 have not yet been fully bundled.</w:t>
+      <w:pPr/>
+      <w:r>
+        <w:t>The suite uses Equivalence Partitioning, Boundary Value Analysis, Fuzz Testing, Compatibility Testing, and source-guided White-Box Testing ideas, but it does not rebuild CPython or instrument Python/marshal.c. Therefore, it cannot claim exact C-level coverage, and it cannot prove that every supported input is hash-identical under all circumstances. Fuzzing also improves confidence but cannot prove the absence of defects.</w:t>
       </w:r>
     </w:p>
     <w:p>
-      <w:pPr>
-        <w:pStyle w:val="14"/>
-      </w:pPr>
-      <w:r>
-        <w:t>Within White-Box Testing, only _register_pair() has an explicit Statement Coverage calculation; for the remaining marshal.c-related implementation paths, the project still relies on a source-guided representative-path approach rather than precise instrumented Statement Coverage, Branch Coverage, and Condition Coverage percentages.</w:t>
+      <w:pPr/>
+      <w:r>
+        <w:t>Based on these limitations, future work should add the remaining platform and hardware evidence, compare saved marshal byte streams or specimen hashes across environments, and consider CPython instrumentation for deeper White-Box Testing. These improvements would make the stability evidence more complete without overstating what the current suite proves.</w:t>
       </w:r>
     </w:p>
     <w:p>
       <w:pPr>
-        <w:pStyle w:val="14"/>
-      </w:pPr>
-      <w:r>
-        <w:t>The project does not perform mutation testing and does not report a mutation score.</w:t>
+        <w:pStyle w:val="3"/>
+      </w:pPr>
+      <w:r>
+        <w:t>8 Conclusion</w:t>
       </w:r>
     </w:p>
     <w:p>
-      <w:pPr>
-        <w:pStyle w:val="14"/>
-      </w:pPr>
-      <w:r>
-        <w:t>Fuzzing increases confidence but cannot prove the absence of defects.</w:t>
+      <w:pPr/>
+      <w:r>
+        <w:t>This project systematically evaluated the stability and correctness of Python's marshal module using Equivalence Partitioning, Boundary Value Analysis, Fuzz Testing, Compatibility Testing, and source-guided White-Box Testing. The test suite focuses on whether representative inputs can be serialized stably, whether deserialized objects remain equivalent, and whether invalid or corrupted inputs raise controlled exceptions.</w:t>
       </w:r>
     </w:p>
     <w:p>
-      <w:pPr>
-        <w:pStyle w:val="14"/>
-      </w:pPr>
-      <w:r>
-        <w:t>Extremely deep nesting, extremely large objects, and additional hardware platforms may still reveal compatibility issues not yet covered.</w:t>
+      <w:pPr/>
+      <w:r>
+        <w:t>The test results show:</w:t>
       </w:r>
     </w:p>
     <w:p>
-      <w:r>
-        <w:t>Based on the current test results, the project makes the following recommendations:</w:t>
+      <w:pPr/>
+      <w:r>
+        <w:t>marshal preserves round-trip correctness for the representative supported inputs covered by the suite, including primitive values, boundary values, nested containers, recursive structures, shared references, and code objects.</w:t>
       </w:r>
     </w:p>
     <w:p>
-      <w:pPr>
-        <w:pStyle w:val="16"/>
-      </w:pPr>
-      <w:r>
-        <w:t>If the goal is to reconstruct objects within the same environment, marshal is a reasonable choice.</w:t>
+      <w:pPr/>
+      <w:r>
+        <w:t>Within one process, repeated dumps remained stable for the covered specimens and boundary values, supporting the same-process hash-stability oracle used in this project.</w:t>
       </w:r>
     </w:p>
     <w:p>
-      <w:pPr>
-        <w:pStyle w:val="16"/>
-      </w:pPr>
-      <w:r>
-        <w:t>If the goal is strict byte-level consistency across platforms or Python versions, marshal is not an appropriate serialization format.</w:t>
+      <w:pPr/>
+      <w:r>
+        <w:t>The compatibility runs completed successfully on Windows with Python 3.9 through 3.13, Linux with Python 3.10.12, and macOS. This demonstrates that the correctness and robustness checks can run across several environments, but it does not prove universal byte-for-byte stability for all Python versions and platforms.</w:t>
       </w:r>
     </w:p>
     <w:p>
-      <w:pPr>
-        <w:pStyle w:val="16"/>
-      </w:pPr>
-      <w:r>
-        <w:t>If a use case requires stable and controllable cross-environment exchange, a more explicit protocol such as JSON, MessagePack, or a custom stable format should be preferred.</w:t>
+      <w:pPr/>
+      <w:r>
+        <w:t>Several special behaviors require careful interpretation: bytearray can be dumped but loads back as bytes, and corrupted byte streams may sometimes decode into another valid marshal value instead of raising an exception.</w:t>
       </w:r>
     </w:p>
     <w:p>
-      <w:pPr>
-        <w:pStyle w:val="3"/>
-      </w:pPr>
-      <w:r>
-        <w:t>8 Conclusion</w:t>
-      </w:r>
-    </w:p>
-    <w:p>
-      <w:r>
-        <w:t>This project systematically evaluated the stability and correctness of Python's marshal module through Equivalence Partitioning, Boundary Value Analysis, Fuzz Testing, source-guided structural analysis, and environment-difference testing.</w:t>
-      </w:r>
-    </w:p>
-    <w:p>
-      <w:r>
-        <w:t>The test results show that:</w:t>
-      </w:r>
-    </w:p>
-    <w:p>
-      <w:pPr>
-        <w:pStyle w:val="16"/>
-      </w:pPr>
-      <w:r>
-        <w:t>marshal has good round-trip correctness for the representative valid inputs covered by the suite</w:t>
-      </w:r>
-    </w:p>
-    <w:p>
-      <w:pPr>
-        <w:pStyle w:val="16"/>
-      </w:pPr>
-      <w:r>
-        <w:t>within the same process, the output is usually stable</w:t>
-      </w:r>
-    </w:p>
-    <w:p>
-      <w:pPr>
-        <w:pStyle w:val="16"/>
-      </w:pPr>
-      <w:r>
-        <w:t>bundled compatibility evidence currently covers Windows and Linux, and broader operating-system / Python-version coverage remains future work</w:t>
-      </w:r>
-    </w:p>
-    <w:p>
-      <w:pPr>
-        <w:pStyle w:val="16"/>
-      </w:pPr>
-      <w:r>
-        <w:t>marshal is better suited to preserving object reconstruction than to guaranteeing byte-level consistency across environments</w:t>
-      </w:r>
-    </w:p>
-    <w:p>
-      <w:r>
-        <w:t>In summary, marshal is suitable for object persistence and internal data handling within the same runtime ecosystem. However, if a scenario requires strict cross-platform or cross-version byte-level consistency, a more stable and controllable serialization scheme should be used instead.</w:t>
+      <w:pPr/>
+      <w:r>
+        <w:t>In summary, marshal is suitable for Python internal data handling and object reconstruction within a controlled runtime ecosystem. However, for scenarios requiring strict hash consistency, cross-platform exchange, or cross-version data stability, a more stable and controllable serialization scheme such as JSON, MessagePack, or a custom protocol should be used instead.</w:t>
       </w:r>
     </w:p>
     <w:p>
